--- a/docs/documents-word/CURL_TEST_EXAMPLES.docx
+++ b/docs/documents-word/CURL_TEST_EXAMPLES.docx
@@ -717,7 +717,7 @@
         <w:br/>
         <w:t xml:space="preserve">    "numeroRecu": "REC-TEST-001",</w:t>
         <w:br/>
-        <w:t xml:space="preserve">    "montant": 25000,</w:t>
+        <w:t xml:space="preserve">    "montant": 10000,</w:t>
         <w:br/>
         <w:t xml:space="preserve">    "commentaire": "Paiement de test"</w:t>
         <w:br/>
